--- a/Periodicals/JF/Volume 80, Issue 2/Wealth and Insurance Choices Evidence from U.S/Wealth and Insurance Choices Evidence from U.S_output.docx
+++ b/Periodicals/JF/Volume 80, Issue 2/Wealth and Insurance Choices Evidence from U.S/Wealth and Insurance Choices Evidence from U.S_output.docx
@@ -32,12 +32,12 @@
     </w:p>
     <w:p>
       <w:r>
-        <w:t>AI标题: 财富悖论破解：跨期消费平滑重构寿险需求模型</w:t>
+        <w:t>AI标题: 财富悖论挑战经典模型：流动性约束驱动跨期保险需求</w:t>
       </w:r>
     </w:p>
     <w:p>
       <w:r>
-        <w:t>AI精炼: 【保险经济学新发现：财富越多，为何投保越积极？】  这篇发表于金融学顶刊的论文挑战了保险需求理论的经典结论。研究聚焦于美国家庭财富与人寿保险选择的关联性，核心问题是：为何传统模型预测"财富增加会减少保险需求"，但现实中富人反而投保更积极？  传统理论（如Mossin 1968模型）认为，财富提升风险承受能力，在保险存在附加费的情况下，富人应更少投保。但作者通过250万条行政数据（涵盖6.3万人）发现：财富每增加1美元，定期寿险保额提升0.64美元，且富人保单失效概率更低——这与理论预测完全相反。  为破解谜题，研究团队系统检验了7个潜在解释机制：  1. **风险偏好**：富人实际风险容忍度更高（通过投资组合验证）  2. **定价差异**：富人保费成本反而更高（可能与长期保单选择有关）  3. **流动性约束**：穷人受限于现金流导致投保不足  4. **背景风险**：富人面临更复杂的财务风险网络  5. **遗产动机**：财富水平与遗产意愿无显著关联  6. **金融素养**：教育差异仅解释部分现象  7. **雇主福利**：影响程度有限  最终发现，即使控制上述变量，财富-保险正相关仍持续存在。研究支持新兴理论（如Ericson 2018）将保险视为"跨时间消费平滑工具"，揭示传统模型忽视的时间维度——保险不仅是风险对冲，更是流动性管理工具。这一发现为理解家庭金融决策提供了新视角，同时暴露保险市场可能存在针对低收入群体的供给不足问题。未来研究需进一步探索未被解释的财富效应机制。</w:t>
+        <w:t>AI精炼: **论文总结**  该研究聚焦家庭金融领域，探讨财富如何影响人寿保险选择这一传统理论悖论——经典模型认为高财富人群因风险承受力强会减少投保，但实证数据却显示相反趋势。基于63万个体、250万次观测的行政数据，作者发现即便控制被保险人资产价值（如家属消费需求）、风险偏好、流动性约束等变量，财富与保险覆盖仍呈显著正相关。与传统模型（Mossin等）强调保险仅用于跨状态风险分摊不同，作者引入时间维度，验证流动性约束理论（Rampini等）：穷人因现金流限制难以预付保费，而富人可通过保险实现跨期消费平滑。研究通过固定效应模型排除个体异质性干扰，并检验定价、遗产动机等潜在机制，但最终仍有部分相关性无法解释，暗示供给端因素或未建模的行为动机需进一步探索。</w:t>
       </w:r>
     </w:p>
     <w:p>
@@ -47,12 +47,27 @@
     </w:p>
     <w:p>
       <w:r>
-        <w:t>跨期消费平滑模型</w:t>
+        <w:t>行政数据</w:t>
       </w:r>
     </w:p>
     <w:p>
       <w:r>
-        <w:t>寿险需求模型</w:t>
+        <w:t>固定效应模型</w:t>
+      </w:r>
+    </w:p>
+    <w:p>
+      <w:r>
+        <w:t>流动性约束</w:t>
+      </w:r>
+    </w:p>
+    <w:p>
+      <w:r>
+        <w:t>跨期消费平滑</w:t>
+      </w:r>
+    </w:p>
+    <w:p>
+      <w:r>
+        <w:t>保险加载因子</w:t>
       </w:r>
     </w:p>
     <w:p>
@@ -62,40 +77,25 @@
     </w:p>
     <w:p>
       <w:r>
-        <w:t>保费加载因子</w:t>
+        <w:t>背景风险</w:t>
       </w:r>
     </w:p>
     <w:p>
       <w:r>
-        <w:t>流动性约束效应</w:t>
+        <w:t>遗产动机</w:t>
       </w:r>
     </w:p>
     <w:p>
       <w:r>
-        <w:t>背景风险分散</w:t>
-      </w:r>
-    </w:p>
-    <w:p>
-      <w:r>
-        <w:t>财富-保险正相关</w:t>
-      </w:r>
-    </w:p>
-    <w:p>
-      <w:r>
-        <w:t>行政数据验证方法</w:t>
-      </w:r>
-    </w:p>
-    <w:p>
-      <w:r>
-        <w:t xml:space="preserve">学术要点: 学术要点 1：财富-保险正向悖论（Wealth-Insurance Positive Paradox） 传统保险理论预测财富增加会降低保险需求，但实证发现财富与保险覆盖呈正相关，形成理论与实证的显著矛盾。|||  </w:t>
+        <w:t>学术要点: 学术要点 1：时间状态平滑（Consumption-Smoothing Across Time） 突破传统保险仅关注跨状态风险分散的框架，提出保险通过预付保费机制实现跨时间资源转移，解释财富与保险的正相关。|||</w:t>
         <w:br/>
-        <w:t xml:space="preserve">学术要点 2：流动性约束机制（Liquidity Constraints Mechanism） 保险作为跨期资源转移工具，流动性受限的低财富群体因无法支付预付保费而减少保险购买，揭示保险的时间维度属性。|||  </w:t>
+        <w:t>学术要点 2：背景风险异质性（Background Risk Heterogeneity） 财富差异导致家庭面临不同分布的经济冲击（如消费/收入波动），高财富者通过增加保险覆盖应对更复杂的风险组合。|||</w:t>
         <w:br/>
-        <w:t xml:space="preserve">学术要点 3：背景风险异质性（Background Risk Heterogeneity） 财富差异导致家庭面临不同分布的消费/收入波动风险，高财富者因更大背景风险而增加保险需求。|||  </w:t>
+        <w:t>学术要点 3：状态依赖储蓄（State-Contingent Savings） 将保险重构为基于状态的时间维度储蓄工具，强调流动性约束对保费支付能力的限制作用，区别于传统风险规避解释。|||</w:t>
         <w:br/>
-        <w:t xml:space="preserve">学术要点 4：保单失效概率（Policy Lapsation Probability） 财富通过影响持续支付能力降低保单失效风险，揭示财富对保险决策的动态持续性影响。|||  </w:t>
+        <w:t>学术要点 4：保险定价的期限结构效应（Term Structure Effect in Pricing） 高财富者可能选择更长期限保单，导致单位保额保费更高，揭示财富与保险价格的非对称关系。|||</w:t>
         <w:br/>
-        <w:t>学术要点 5：跨状态与跨期消费平滑（Intertemporal-State Consumption Smoothing） 保险不仅对冲状态风险，更通过预付机制实现跨期资源调配，支持新型保险理论框架。</w:t>
+        <w:t>学术要点 5：保单失效动态（Policy Lapsation Dynamics） 首次在行政数据中捕捉保险持续性特征，发现财富通过流动性约束渠道降低失效概率，揭示保险覆盖质量的财富梯度。</w:t>
       </w:r>
     </w:p>
     <w:p>
@@ -136,7 +136,7 @@
     </w:p>
     <w:p>
       <w:r>
-        <w:t>该图展示了财富水平与寿险覆盖程度间的正向统计关系。</w:t>
+        <w:t>图片呈现财富与人寿保险覆盖的正相关趋势。</w:t>
       </w:r>
     </w:p>
     <w:p>
@@ -177,7 +177,7 @@
     </w:p>
     <w:p>
       <w:r>
-        <w:t>该图呈现了财富水平与人寿保险覆盖范围的正相关趋势。</w:t>
+        <w:t>图表呈现财富水平与人寿保险覆盖率的正相关趋势及数据分布。</w:t>
       </w:r>
     </w:p>
     <w:p>
@@ -218,7 +218,7 @@
     </w:p>
     <w:p>
       <w:r>
-        <w:t>图表展示了财富水平与寿险覆盖率的正相关关系。</w:t>
+        <w:t>该图呈现了财富水平与人寿保险覆盖程度之间的正向关联散点分布。</w:t>
       </w:r>
     </w:p>
     <w:p>
@@ -259,7 +259,7 @@
     </w:p>
     <w:p>
       <w:r>
-        <w:t>该图展示了不同财富水平个体的人寿保险覆盖程度分布趋势。</w:t>
+        <w:t>该图展示了财富水平与人寿保险覆盖程度的正相关关系。</w:t>
       </w:r>
     </w:p>
     <w:p>
@@ -300,7 +300,7 @@
     </w:p>
     <w:p>
       <w:r>
-        <w:t>图B展示了不同财富水平个体的人寿保险覆盖程度分布对比。</w:t>
+        <w:t>图片B展示了个人财富水平与人寿保险覆盖程度之间的正向关联趋势。</w:t>
       </w:r>
     </w:p>
     <w:p>
@@ -341,7 +341,7 @@
     </w:p>
     <w:p>
       <w:r>
-        <w:t>图表展示了财富水平与人寿保险覆盖率的正向关联趋势。</w:t>
+        <w:t>图表展示不同财富水平与寿险覆盖率的正相关趋势线。</w:t>
       </w:r>
     </w:p>
     <w:p>
